--- a/CÔNG TY TNHH MTV TRƯỜNG VINH/TruongVinh_ThanhLapMoi/Điều lệ công ty_DA_DIEN.docx
+++ b/CÔNG TY TNHH MTV TRƯỜNG VINH/TruongVinh_ThanhLapMoi/Điều lệ công ty_DA_DIEN.docx
@@ -1,6 +1,6 @@
 
 <file path=word/document.xml><?xml version="1.0" encoding="utf-8"?>
-<w:document xmlns:wpc="http://schemas.microsoft.com/office/word/2010/wordprocessingCanvas" xmlns:cx="http://schemas.microsoft.com/office/drawing/2014/chartex" xmlns:mc="http://schemas.openxmlformats.org/markup-compatibility/2006" xmlns:o="urn:schemas-microsoft-com:office:office" xmlns:r="http://schemas.openxmlformats.org/officeDocument/2006/relationships" xmlns:m="http://schemas.openxmlformats.org/officeDocument/2006/math" xmlns:v="urn:schemas-microsoft-com:vml" xmlns:wp14="http://schemas.microsoft.com/office/word/2010/wordprocessingDrawing" xmlns:wp="http://schemas.openxmlformats.org/drawingml/2006/wordprocessingDrawing" xmlns:w10="urn:schemas-microsoft-com:office:word" xmlns:w="http://schemas.openxmlformats.org/wordprocessingml/2006/main" xmlns:w14="http://schemas.microsoft.com/office/word/2010/wordml" xmlns:w15="http://schemas.microsoft.com/office/word/2012/wordml" xmlns:w16se="http://schemas.microsoft.com/office/word/2015/wordml/symex" xmlns:wpg="http://schemas.microsoft.com/office/word/2010/wordprocessingGroup" xmlns:wpi="http://schemas.microsoft.com/office/word/2010/wordprocessingInk" xmlns:wne="http://schemas.microsoft.com/office/word/2006/wordml" xmlns:wps="http://schemas.microsoft.com/office/word/2010/wordprocessingShape" mc:Ignorable="w14 w15 w16se wp14">
+<w:document xmlns:wpc="http://schemas.microsoft.com/office/word/2010/wordprocessingCanvas" xmlns:cx="http://schemas.microsoft.com/office/drawing/2014/chartex" xmlns:cx1="http://schemas.microsoft.com/office/drawing/2015/9/8/chartex" xmlns:mc="http://schemas.openxmlformats.org/markup-compatibility/2006" xmlns:o="urn:schemas-microsoft-com:office:office" xmlns:r="http://schemas.openxmlformats.org/officeDocument/2006/relationships" xmlns:m="http://schemas.openxmlformats.org/officeDocument/2006/math" xmlns:v="urn:schemas-microsoft-com:vml" xmlns:wp14="http://schemas.microsoft.com/office/word/2010/wordprocessingDrawing" xmlns:wp="http://schemas.openxmlformats.org/drawingml/2006/wordprocessingDrawing" xmlns:w10="urn:schemas-microsoft-com:office:word" xmlns:w="http://schemas.openxmlformats.org/wordprocessingml/2006/main" xmlns:w14="http://schemas.microsoft.com/office/word/2010/wordml" xmlns:w15="http://schemas.microsoft.com/office/word/2012/wordml" xmlns:w16se="http://schemas.microsoft.com/office/word/2015/wordml/symex" xmlns:wpg="http://schemas.microsoft.com/office/word/2010/wordprocessingGroup" xmlns:wpi="http://schemas.microsoft.com/office/word/2010/wordprocessingInk" xmlns:wne="http://schemas.microsoft.com/office/word/2006/wordml" xmlns:wps="http://schemas.microsoft.com/office/word/2010/wordprocessingShape" mc:Ignorable="w14 w15 w16se wp14">
   <w:body>
     <w:p>
       <w:pPr>
@@ -954,8 +954,10 @@
           <w:szCs w:val="26"/>
           <w:lang w:eastAsia="zh-CN"/>
         </w:rPr>
-        <w:t>Thôn Đông Thanh</w:t>
-      </w:r>
+        <w:t>Tổ 5, Thôn An Bình</w:t>
+      </w:r>
+      <w:bookmarkStart w:id="1" w:name="_GoBack"/>
+      <w:bookmarkEnd w:id="1"/>
     </w:p>
     <w:p>
       <w:pPr>
@@ -981,7 +983,7 @@
           <w:szCs w:val="26"/>
           <w:lang w:eastAsia="zh-CN"/>
         </w:rPr>
-        <w:t>Xã Hàm Tân</w:t>
+        <w:t>Xã Tân Lập</w:t>
       </w:r>
     </w:p>
     <w:p>
@@ -1810,8 +1812,6 @@
               </w:rPr>
               <w:t>Chi tiết: Gia công cắt, hàn sắt, thiết bị và dụng cụ thể thao.; phun sơn, sơn phủ bề mặt kim loại.</w:t>
             </w:r>
-            <w:bookmarkStart w:id="1" w:name="_GoBack"/>
-            <w:bookmarkEnd w:id="1"/>
           </w:p>
         </w:tc>
         <w:tc>
@@ -7830,7 +7830,7 @@
 </file>
 
 <file path=word/endnotes.xml><?xml version="1.0" encoding="utf-8"?>
-<w:endnotes xmlns:wpc="http://schemas.microsoft.com/office/word/2010/wordprocessingCanvas" xmlns:cx="http://schemas.microsoft.com/office/drawing/2014/chartex" xmlns:mc="http://schemas.openxmlformats.org/markup-compatibility/2006" xmlns:o="urn:schemas-microsoft-com:office:office" xmlns:r="http://schemas.openxmlformats.org/officeDocument/2006/relationships" xmlns:m="http://schemas.openxmlformats.org/officeDocument/2006/math" xmlns:v="urn:schemas-microsoft-com:vml" xmlns:wp14="http://schemas.microsoft.com/office/word/2010/wordprocessingDrawing" xmlns:wp="http://schemas.openxmlformats.org/drawingml/2006/wordprocessingDrawing" xmlns:w10="urn:schemas-microsoft-com:office:word" xmlns:w="http://schemas.openxmlformats.org/wordprocessingml/2006/main" xmlns:w14="http://schemas.microsoft.com/office/word/2010/wordml" xmlns:w15="http://schemas.microsoft.com/office/word/2012/wordml" xmlns:w16se="http://schemas.microsoft.com/office/word/2015/wordml/symex" xmlns:wpg="http://schemas.microsoft.com/office/word/2010/wordprocessingGroup" xmlns:wpi="http://schemas.microsoft.com/office/word/2010/wordprocessingInk" xmlns:wne="http://schemas.microsoft.com/office/word/2006/wordml" xmlns:wps="http://schemas.microsoft.com/office/word/2010/wordprocessingShape" mc:Ignorable="w14 w15 w16se wp14">
+<w:endnotes xmlns:wpc="http://schemas.microsoft.com/office/word/2010/wordprocessingCanvas" xmlns:cx="http://schemas.microsoft.com/office/drawing/2014/chartex" xmlns:cx1="http://schemas.microsoft.com/office/drawing/2015/9/8/chartex" xmlns:mc="http://schemas.openxmlformats.org/markup-compatibility/2006" xmlns:o="urn:schemas-microsoft-com:office:office" xmlns:r="http://schemas.openxmlformats.org/officeDocument/2006/relationships" xmlns:m="http://schemas.openxmlformats.org/officeDocument/2006/math" xmlns:v="urn:schemas-microsoft-com:vml" xmlns:wp14="http://schemas.microsoft.com/office/word/2010/wordprocessingDrawing" xmlns:wp="http://schemas.openxmlformats.org/drawingml/2006/wordprocessingDrawing" xmlns:w10="urn:schemas-microsoft-com:office:word" xmlns:w="http://schemas.openxmlformats.org/wordprocessingml/2006/main" xmlns:w14="http://schemas.microsoft.com/office/word/2010/wordml" xmlns:w15="http://schemas.microsoft.com/office/word/2012/wordml" xmlns:w16se="http://schemas.microsoft.com/office/word/2015/wordml/symex" xmlns:wpg="http://schemas.microsoft.com/office/word/2010/wordprocessingGroup" xmlns:wpi="http://schemas.microsoft.com/office/word/2010/wordprocessingInk" xmlns:wne="http://schemas.microsoft.com/office/word/2006/wordml" xmlns:wps="http://schemas.microsoft.com/office/word/2010/wordprocessingShape" mc:Ignorable="w14 w15 w16se wp14">
   <w:endnote w:type="separator" w:id="-1">
     <w:p>
       <w:r>
@@ -7849,7 +7849,7 @@
 </file>
 
 <file path=word/footer1.xml><?xml version="1.0" encoding="utf-8"?>
-<w:ftr xmlns:wpc="http://schemas.microsoft.com/office/word/2010/wordprocessingCanvas" xmlns:cx="http://schemas.microsoft.com/office/drawing/2014/chartex" xmlns:mc="http://schemas.openxmlformats.org/markup-compatibility/2006" xmlns:o="urn:schemas-microsoft-com:office:office" xmlns:r="http://schemas.openxmlformats.org/officeDocument/2006/relationships" xmlns:m="http://schemas.openxmlformats.org/officeDocument/2006/math" xmlns:v="urn:schemas-microsoft-com:vml" xmlns:wp14="http://schemas.microsoft.com/office/word/2010/wordprocessingDrawing" xmlns:wp="http://schemas.openxmlformats.org/drawingml/2006/wordprocessingDrawing" xmlns:w10="urn:schemas-microsoft-com:office:word" xmlns:w="http://schemas.openxmlformats.org/wordprocessingml/2006/main" xmlns:w14="http://schemas.microsoft.com/office/word/2010/wordml" xmlns:w15="http://schemas.microsoft.com/office/word/2012/wordml" xmlns:w16se="http://schemas.microsoft.com/office/word/2015/wordml/symex" xmlns:wpg="http://schemas.microsoft.com/office/word/2010/wordprocessingGroup" xmlns:wpi="http://schemas.microsoft.com/office/word/2010/wordprocessingInk" xmlns:wne="http://schemas.microsoft.com/office/word/2006/wordml" xmlns:wps="http://schemas.microsoft.com/office/word/2010/wordprocessingShape" mc:Ignorable="w14 w15 w16se wp14">
+<w:ftr xmlns:wpc="http://schemas.microsoft.com/office/word/2010/wordprocessingCanvas" xmlns:cx="http://schemas.microsoft.com/office/drawing/2014/chartex" xmlns:cx1="http://schemas.microsoft.com/office/drawing/2015/9/8/chartex" xmlns:mc="http://schemas.openxmlformats.org/markup-compatibility/2006" xmlns:o="urn:schemas-microsoft-com:office:office" xmlns:r="http://schemas.openxmlformats.org/officeDocument/2006/relationships" xmlns:m="http://schemas.openxmlformats.org/officeDocument/2006/math" xmlns:v="urn:schemas-microsoft-com:vml" xmlns:wp14="http://schemas.microsoft.com/office/word/2010/wordprocessingDrawing" xmlns:wp="http://schemas.openxmlformats.org/drawingml/2006/wordprocessingDrawing" xmlns:w10="urn:schemas-microsoft-com:office:word" xmlns:w="http://schemas.openxmlformats.org/wordprocessingml/2006/main" xmlns:w14="http://schemas.microsoft.com/office/word/2010/wordml" xmlns:w15="http://schemas.microsoft.com/office/word/2012/wordml" xmlns:w16se="http://schemas.microsoft.com/office/word/2015/wordml/symex" xmlns:wpg="http://schemas.microsoft.com/office/word/2010/wordprocessingGroup" xmlns:wpi="http://schemas.microsoft.com/office/word/2010/wordprocessingInk" xmlns:wne="http://schemas.microsoft.com/office/word/2006/wordml" xmlns:wps="http://schemas.microsoft.com/office/word/2010/wordprocessingShape" mc:Ignorable="w14 w15 w16se wp14">
   <w:p>
     <w:pPr>
       <w:pStyle w:val="Footer"/>
@@ -7881,7 +7881,7 @@
 </file>
 
 <file path=word/footnotes.xml><?xml version="1.0" encoding="utf-8"?>
-<w:footnotes xmlns:wpc="http://schemas.microsoft.com/office/word/2010/wordprocessingCanvas" xmlns:cx="http://schemas.microsoft.com/office/drawing/2014/chartex" xmlns:mc="http://schemas.openxmlformats.org/markup-compatibility/2006" xmlns:o="urn:schemas-microsoft-com:office:office" xmlns:r="http://schemas.openxmlformats.org/officeDocument/2006/relationships" xmlns:m="http://schemas.openxmlformats.org/officeDocument/2006/math" xmlns:v="urn:schemas-microsoft-com:vml" xmlns:wp14="http://schemas.microsoft.com/office/word/2010/wordprocessingDrawing" xmlns:wp="http://schemas.openxmlformats.org/drawingml/2006/wordprocessingDrawing" xmlns:w10="urn:schemas-microsoft-com:office:word" xmlns:w="http://schemas.openxmlformats.org/wordprocessingml/2006/main" xmlns:w14="http://schemas.microsoft.com/office/word/2010/wordml" xmlns:w15="http://schemas.microsoft.com/office/word/2012/wordml" xmlns:w16se="http://schemas.microsoft.com/office/word/2015/wordml/symex" xmlns:wpg="http://schemas.microsoft.com/office/word/2010/wordprocessingGroup" xmlns:wpi="http://schemas.microsoft.com/office/word/2010/wordprocessingInk" xmlns:wne="http://schemas.microsoft.com/office/word/2006/wordml" xmlns:wps="http://schemas.microsoft.com/office/word/2010/wordprocessingShape" mc:Ignorable="w14 w15 w16se wp14">
+<w:footnotes xmlns:wpc="http://schemas.microsoft.com/office/word/2010/wordprocessingCanvas" xmlns:cx="http://schemas.microsoft.com/office/drawing/2014/chartex" xmlns:cx1="http://schemas.microsoft.com/office/drawing/2015/9/8/chartex" xmlns:mc="http://schemas.openxmlformats.org/markup-compatibility/2006" xmlns:o="urn:schemas-microsoft-com:office:office" xmlns:r="http://schemas.openxmlformats.org/officeDocument/2006/relationships" xmlns:m="http://schemas.openxmlformats.org/officeDocument/2006/math" xmlns:v="urn:schemas-microsoft-com:vml" xmlns:wp14="http://schemas.microsoft.com/office/word/2010/wordprocessingDrawing" xmlns:wp="http://schemas.openxmlformats.org/drawingml/2006/wordprocessingDrawing" xmlns:w10="urn:schemas-microsoft-com:office:word" xmlns:w="http://schemas.openxmlformats.org/wordprocessingml/2006/main" xmlns:w14="http://schemas.microsoft.com/office/word/2010/wordml" xmlns:w15="http://schemas.microsoft.com/office/word/2012/wordml" xmlns:w16se="http://schemas.microsoft.com/office/word/2015/wordml/symex" xmlns:wpg="http://schemas.microsoft.com/office/word/2010/wordprocessingGroup" xmlns:wpi="http://schemas.microsoft.com/office/word/2010/wordprocessingInk" xmlns:wne="http://schemas.microsoft.com/office/word/2006/wordml" xmlns:wps="http://schemas.microsoft.com/office/word/2010/wordprocessingShape" mc:Ignorable="w14 w15 w16se wp14">
   <w:footnote w:type="separator" w:id="-1">
     <w:p>
       <w:r>
@@ -7900,7 +7900,7 @@
 </file>
 
 <file path=word/header1.xml><?xml version="1.0" encoding="utf-8"?>
-<w:hdr xmlns:wpc="http://schemas.microsoft.com/office/word/2010/wordprocessingCanvas" xmlns:cx="http://schemas.microsoft.com/office/drawing/2014/chartex" xmlns:mc="http://schemas.openxmlformats.org/markup-compatibility/2006" xmlns:o="urn:schemas-microsoft-com:office:office" xmlns:r="http://schemas.openxmlformats.org/officeDocument/2006/relationships" xmlns:m="http://schemas.openxmlformats.org/officeDocument/2006/math" xmlns:v="urn:schemas-microsoft-com:vml" xmlns:wp14="http://schemas.microsoft.com/office/word/2010/wordprocessingDrawing" xmlns:wp="http://schemas.openxmlformats.org/drawingml/2006/wordprocessingDrawing" xmlns:w10="urn:schemas-microsoft-com:office:word" xmlns:w="http://schemas.openxmlformats.org/wordprocessingml/2006/main" xmlns:w14="http://schemas.microsoft.com/office/word/2010/wordml" xmlns:w15="http://schemas.microsoft.com/office/word/2012/wordml" xmlns:w16se="http://schemas.microsoft.com/office/word/2015/wordml/symex" xmlns:wpg="http://schemas.microsoft.com/office/word/2010/wordprocessingGroup" xmlns:wpi="http://schemas.microsoft.com/office/word/2010/wordprocessingInk" xmlns:wne="http://schemas.microsoft.com/office/word/2006/wordml" xmlns:wps="http://schemas.microsoft.com/office/word/2010/wordprocessingShape" mc:Ignorable="w14 w15 w16se wp14">
+<w:hdr xmlns:wpc="http://schemas.microsoft.com/office/word/2010/wordprocessingCanvas" xmlns:cx="http://schemas.microsoft.com/office/drawing/2014/chartex" xmlns:cx1="http://schemas.microsoft.com/office/drawing/2015/9/8/chartex" xmlns:mc="http://schemas.openxmlformats.org/markup-compatibility/2006" xmlns:o="urn:schemas-microsoft-com:office:office" xmlns:r="http://schemas.openxmlformats.org/officeDocument/2006/relationships" xmlns:m="http://schemas.openxmlformats.org/officeDocument/2006/math" xmlns:v="urn:schemas-microsoft-com:vml" xmlns:wp14="http://schemas.microsoft.com/office/word/2010/wordprocessingDrawing" xmlns:wp="http://schemas.openxmlformats.org/drawingml/2006/wordprocessingDrawing" xmlns:w10="urn:schemas-microsoft-com:office:word" xmlns:w="http://schemas.openxmlformats.org/wordprocessingml/2006/main" xmlns:w14="http://schemas.microsoft.com/office/word/2010/wordml" xmlns:w15="http://schemas.microsoft.com/office/word/2012/wordml" xmlns:w16se="http://schemas.microsoft.com/office/word/2015/wordml/symex" xmlns:wpg="http://schemas.microsoft.com/office/word/2010/wordprocessingGroup" xmlns:wpi="http://schemas.microsoft.com/office/word/2010/wordprocessingInk" xmlns:wne="http://schemas.microsoft.com/office/word/2006/wordml" xmlns:wps="http://schemas.microsoft.com/office/word/2010/wordprocessingShape" mc:Ignorable="w14 w15 w16se wp14">
   <w:p>
     <w:pPr>
       <w:pStyle w:val="Header"/>
@@ -7953,7 +7953,7 @@
 </file>
 
 <file path=word/header2.xml><?xml version="1.0" encoding="utf-8"?>
-<w:hdr xmlns:wpc="http://schemas.microsoft.com/office/word/2010/wordprocessingCanvas" xmlns:cx="http://schemas.microsoft.com/office/drawing/2014/chartex" xmlns:mc="http://schemas.openxmlformats.org/markup-compatibility/2006" xmlns:o="urn:schemas-microsoft-com:office:office" xmlns:r="http://schemas.openxmlformats.org/officeDocument/2006/relationships" xmlns:m="http://schemas.openxmlformats.org/officeDocument/2006/math" xmlns:v="urn:schemas-microsoft-com:vml" xmlns:wp14="http://schemas.microsoft.com/office/word/2010/wordprocessingDrawing" xmlns:wp="http://schemas.openxmlformats.org/drawingml/2006/wordprocessingDrawing" xmlns:w10="urn:schemas-microsoft-com:office:word" xmlns:w="http://schemas.openxmlformats.org/wordprocessingml/2006/main" xmlns:w14="http://schemas.microsoft.com/office/word/2010/wordml" xmlns:w15="http://schemas.microsoft.com/office/word/2012/wordml" xmlns:w16se="http://schemas.microsoft.com/office/word/2015/wordml/symex" xmlns:wpg="http://schemas.microsoft.com/office/word/2010/wordprocessingGroup" xmlns:wpi="http://schemas.microsoft.com/office/word/2010/wordprocessingInk" xmlns:wne="http://schemas.microsoft.com/office/word/2006/wordml" xmlns:wps="http://schemas.microsoft.com/office/word/2010/wordprocessingShape" mc:Ignorable="w14 w15 w16se wp14">
+<w:hdr xmlns:wpc="http://schemas.microsoft.com/office/word/2010/wordprocessingCanvas" xmlns:cx="http://schemas.microsoft.com/office/drawing/2014/chartex" xmlns:cx1="http://schemas.microsoft.com/office/drawing/2015/9/8/chartex" xmlns:mc="http://schemas.openxmlformats.org/markup-compatibility/2006" xmlns:o="urn:schemas-microsoft-com:office:office" xmlns:r="http://schemas.openxmlformats.org/officeDocument/2006/relationships" xmlns:m="http://schemas.openxmlformats.org/officeDocument/2006/math" xmlns:v="urn:schemas-microsoft-com:vml" xmlns:wp14="http://schemas.microsoft.com/office/word/2010/wordprocessingDrawing" xmlns:wp="http://schemas.openxmlformats.org/drawingml/2006/wordprocessingDrawing" xmlns:w10="urn:schemas-microsoft-com:office:word" xmlns:w="http://schemas.openxmlformats.org/wordprocessingml/2006/main" xmlns:w14="http://schemas.microsoft.com/office/word/2010/wordml" xmlns:w15="http://schemas.microsoft.com/office/word/2012/wordml" xmlns:w16se="http://schemas.microsoft.com/office/word/2015/wordml/symex" xmlns:wpg="http://schemas.microsoft.com/office/word/2010/wordprocessingGroup" xmlns:wpi="http://schemas.microsoft.com/office/word/2010/wordprocessingInk" xmlns:wne="http://schemas.microsoft.com/office/word/2006/wordml" xmlns:wps="http://schemas.microsoft.com/office/word/2010/wordprocessingShape" mc:Ignorable="w14 w15 w16se wp14">
   <w:p>
     <w:pPr>
       <w:pStyle w:val="Header"/>
@@ -8011,7 +8011,7 @@
 </file>
 
 <file path=word/numbering.xml><?xml version="1.0" encoding="utf-8"?>
-<w:numbering xmlns:wpc="http://schemas.microsoft.com/office/word/2010/wordprocessingCanvas" xmlns:cx="http://schemas.microsoft.com/office/drawing/2014/chartex" xmlns:mc="http://schemas.openxmlformats.org/markup-compatibility/2006" xmlns:o="urn:schemas-microsoft-com:office:office" xmlns:r="http://schemas.openxmlformats.org/officeDocument/2006/relationships" xmlns:m="http://schemas.openxmlformats.org/officeDocument/2006/math" xmlns:v="urn:schemas-microsoft-com:vml" xmlns:wp14="http://schemas.microsoft.com/office/word/2010/wordprocessingDrawing" xmlns:wp="http://schemas.openxmlformats.org/drawingml/2006/wordprocessingDrawing" xmlns:w10="urn:schemas-microsoft-com:office:word" xmlns:w="http://schemas.openxmlformats.org/wordprocessingml/2006/main" xmlns:w14="http://schemas.microsoft.com/office/word/2010/wordml" xmlns:w15="http://schemas.microsoft.com/office/word/2012/wordml" xmlns:w16se="http://schemas.microsoft.com/office/word/2015/wordml/symex" xmlns:wpg="http://schemas.microsoft.com/office/word/2010/wordprocessingGroup" xmlns:wpi="http://schemas.microsoft.com/office/word/2010/wordprocessingInk" xmlns:wne="http://schemas.microsoft.com/office/word/2006/wordml" xmlns:wps="http://schemas.microsoft.com/office/word/2010/wordprocessingShape" mc:Ignorable="w14 w15 w16se wp14">
+<w:numbering xmlns:wpc="http://schemas.microsoft.com/office/word/2010/wordprocessingCanvas" xmlns:cx="http://schemas.microsoft.com/office/drawing/2014/chartex" xmlns:cx1="http://schemas.microsoft.com/office/drawing/2015/9/8/chartex" xmlns:mc="http://schemas.openxmlformats.org/markup-compatibility/2006" xmlns:o="urn:schemas-microsoft-com:office:office" xmlns:r="http://schemas.openxmlformats.org/officeDocument/2006/relationships" xmlns:m="http://schemas.openxmlformats.org/officeDocument/2006/math" xmlns:v="urn:schemas-microsoft-com:vml" xmlns:wp14="http://schemas.microsoft.com/office/word/2010/wordprocessingDrawing" xmlns:wp="http://schemas.openxmlformats.org/drawingml/2006/wordprocessingDrawing" xmlns:w10="urn:schemas-microsoft-com:office:word" xmlns:w="http://schemas.openxmlformats.org/wordprocessingml/2006/main" xmlns:w14="http://schemas.microsoft.com/office/word/2010/wordml" xmlns:w15="http://schemas.microsoft.com/office/word/2012/wordml" xmlns:w16se="http://schemas.microsoft.com/office/word/2015/wordml/symex" xmlns:wpg="http://schemas.microsoft.com/office/word/2010/wordprocessingGroup" xmlns:wpi="http://schemas.microsoft.com/office/word/2010/wordprocessingInk" xmlns:wne="http://schemas.microsoft.com/office/word/2006/wordml" xmlns:wps="http://schemas.microsoft.com/office/word/2010/wordprocessingShape" mc:Ignorable="w14 w15 w16se wp14">
   <w:abstractNum w:abstractNumId="0" w15:restartNumberingAfterBreak="0">
     <w:nsid w:val="0F3757BD"/>
     <w:multiLevelType w:val="hybridMultilevel"/>

--- a/CÔNG TY TNHH MTV TRƯỜNG VINH/TruongVinh_ThanhLapMoi/Điều lệ công ty_DA_DIEN.docx
+++ b/CÔNG TY TNHH MTV TRƯỜNG VINH/TruongVinh_ThanhLapMoi/Điều lệ công ty_DA_DIEN.docx
@@ -755,6 +755,9 @@
             <w:r>
               <w:t xml:space="preserve"> </w:t>
             </w:r>
+            <w:r>
+              <w:t>TRUONG VINH MTV SX COMPANY LIMITED</w:t>
+            </w:r>
           </w:p>
         </w:tc>
       </w:tr>
@@ -841,6 +844,14 @@
         </w:rPr>
         <w:t xml:space="preserve">: </w:t>
       </w:r>
+      <w:r>
+        <w:rPr>
+          <w:sz w:val="26"/>
+          <w:szCs w:val="26"/>
+          <w:lang w:eastAsia="zh-CN"/>
+        </w:rPr>
+        <w:t>TRUONG VINH MTV SX CO., LTD</w:t>
+      </w:r>
     </w:p>
     <w:p>
       <w:pPr>
@@ -956,8 +967,6 @@
         </w:rPr>
         <w:t>Tổ 5, Thôn An Bình</w:t>
       </w:r>
-      <w:bookmarkStart w:id="1" w:name="_GoBack"/>
-      <w:bookmarkEnd w:id="1"/>
     </w:p>
     <w:p>
       <w:pPr>
@@ -1323,9 +1332,6 @@
               <w:spacing w:line="252" w:lineRule="auto"/>
               <w:jc w:val="center"/>
             </w:pPr>
-            <w:r>
-              <w:t>X</w:t>
-            </w:r>
           </w:p>
         </w:tc>
       </w:tr>
@@ -1540,6 +1546,11 @@
               <w:spacing w:line="252" w:lineRule="auto"/>
               <w:jc w:val="center"/>
             </w:pPr>
+            <w:r>
+              <w:t>X</w:t>
+            </w:r>
+            <w:bookmarkStart w:id="1" w:name="_GoBack"/>
+            <w:bookmarkEnd w:id="1"/>
           </w:p>
         </w:tc>
       </w:tr>
@@ -7640,25 +7651,8 @@
         <w:rPr>
           <w:sz w:val="26"/>
           <w:szCs w:val="26"/>
-          <w:lang w:val="vi-VN"/>
-        </w:rPr>
-        <w:t>Thành Phố</w:t>
-      </w:r>
-      <w:r>
-        <w:rPr>
-          <w:sz w:val="26"/>
-          <w:szCs w:val="26"/>
-          <w:lang w:val="vi-VN"/>
-        </w:rPr>
-        <w:t xml:space="preserve"> </w:t>
-      </w:r>
-      <w:r>
-        <w:rPr>
-          <w:sz w:val="26"/>
-          <w:szCs w:val="26"/>
-          <w:lang w:val="vi-VN"/>
-        </w:rPr>
-        <w:t>Hồ Chí Minh</w:t>
+        </w:rPr>
+        <w:t>Lâm Đồng</w:t>
       </w:r>
       <w:r>
         <w:rPr>
@@ -7683,7 +7677,25 @@
           <w:sz w:val="26"/>
           <w:szCs w:val="26"/>
         </w:rPr>
-        <w:t>ngày 9 tháng 5 năm 2026</w:t>
+        <w:t xml:space="preserve">ngày </w:t>
+      </w:r>
+      <w:r>
+        <w:rPr>
+          <w:iCs/>
+          <w:color w:val="000000" w:themeColor="text1"/>
+          <w:sz w:val="26"/>
+          <w:szCs w:val="26"/>
+        </w:rPr>
+        <w:t>12</w:t>
+      </w:r>
+      <w:r>
+        <w:rPr>
+          <w:iCs/>
+          <w:color w:val="000000" w:themeColor="text1"/>
+          <w:sz w:val="26"/>
+          <w:szCs w:val="26"/>
+        </w:rPr>
+        <w:t xml:space="preserve"> tháng 5 năm 2026</w:t>
       </w:r>
       <w:r>
         <w:rPr>
@@ -7868,7 +7880,7 @@
       <w:rPr>
         <w:noProof/>
       </w:rPr>
-      <w:t>12</w:t>
+      <w:t>3</w:t>
     </w:r>
     <w:r>
       <w:rPr>
